--- a/tests/org.obeonetwork.m2doc.tests/resources/template/withAsBookmarkRefCallMissingBookmark/withAsBookmarkRefCallMissingBookmark-expected-generation.docx
+++ b/tests/org.obeonetwork.m2doc.tests/resources/template/withAsBookmarkRefCallMissingBookmark/withAsBookmarkRefCallMissingBookmark-expected-generation.docx
@@ -44,23 +44,23 @@
         <w:t/>
       </w:r>
       <w:r/>
-      <w:r w:rsidR="51BBFBD8FE2EB5A17EDA6B4EC48E80A1">
+      <w:r w:rsidR="1026B430962B4DC6AFE45B1C53B9F740">
         <w:fldChar w:fldCharType="begin"/>
       </w:r>
-      <w:r w:rsidR="51BBFBD8FE2EB5A17EDA6B4EC48E80A1">
+      <w:r w:rsidR="1026B430962B4DC6AFE45B1C53B9F740">
         <w:instrText xml:space="preserve"> REF testid \h </w:instrText>
       </w:r>
-      <w:r w:rsidR="51BBFBD8FE2EB5A17EDA6B4EC48E80A1">
+      <w:r w:rsidR="1026B430962B4DC6AFE45B1C53B9F740">
         <w:fldChar w:fldCharType="separate"/>
       </w:r>
-      <w:r w:rsidR="51BBFBD8FE2EB5A17EDA6B4EC48E80A1">
+      <w:r w:rsidR="1026B430962B4DC6AFE45B1C53B9F740">
         <w:rPr>
           <w:noProof/>
           <w:b w:val="on"/>
         </w:rPr>
         <w:t>testidref1</w:t>
       </w:r>
-      <w:r w:rsidR="51BBFBD8FE2EB5A17EDA6B4EC48E80A1">
+      <w:r w:rsidR="1026B430962B4DC6AFE45B1C53B9F740">
         <w:fldChar w:fldCharType="end"/>
       </w:r>
     </w:p>
@@ -76,23 +76,23 @@
         <w:t/>
       </w:r>
       <w:r/>
-      <w:r w:rsidR="51BBFBD8FE2EB5A17EDA6B4EC48E80A1">
+      <w:r w:rsidR="1026B430962B4DC6AFE45B1C53B9F740">
         <w:fldChar w:fldCharType="begin"/>
       </w:r>
-      <w:r w:rsidR="51BBFBD8FE2EB5A17EDA6B4EC48E80A1">
+      <w:r w:rsidR="1026B430962B4DC6AFE45B1C53B9F740">
         <w:instrText xml:space="preserve"> REF testid \h </w:instrText>
       </w:r>
-      <w:r w:rsidR="51BBFBD8FE2EB5A17EDA6B4EC48E80A1">
+      <w:r w:rsidR="1026B430962B4DC6AFE45B1C53B9F740">
         <w:fldChar w:fldCharType="separate"/>
       </w:r>
-      <w:r w:rsidR="51BBFBD8FE2EB5A17EDA6B4EC48E80A1">
+      <w:r w:rsidR="1026B430962B4DC6AFE45B1C53B9F740">
         <w:rPr>
           <w:noProof/>
           <w:b w:val="on"/>
         </w:rPr>
         <w:t>testidref2</w:t>
       </w:r>
-      <w:r w:rsidR="51BBFBD8FE2EB5A17EDA6B4EC48E80A1">
+      <w:r w:rsidR="1026B430962B4DC6AFE45B1C53B9F740">
         <w:fldChar w:fldCharType="end"/>
       </w:r>
     </w:p>

--- a/tests/org.obeonetwork.m2doc.tests/resources/template/withAsBookmarkRefCallMissingBookmark/withAsBookmarkRefCallMissingBookmark-expected-generation.docx
+++ b/tests/org.obeonetwork.m2doc.tests/resources/template/withAsBookmarkRefCallMissingBookmark/withAsBookmarkRefCallMissingBookmark-expected-generation.docx
@@ -44,23 +44,23 @@
         <w:t/>
       </w:r>
       <w:r/>
-      <w:r w:rsidR="51BBFBD8FE2EB5A17EDA6B4EC48E80A1">
+      <w:r w:rsidR="100F8308E024BEA253F062CFEEF49B78">
         <w:fldChar w:fldCharType="begin"/>
       </w:r>
-      <w:r w:rsidR="51BBFBD8FE2EB5A17EDA6B4EC48E80A1">
+      <w:r w:rsidR="100F8308E024BEA253F062CFEEF49B78">
         <w:instrText xml:space="preserve"> REF testid \h </w:instrText>
       </w:r>
-      <w:r w:rsidR="51BBFBD8FE2EB5A17EDA6B4EC48E80A1">
+      <w:r w:rsidR="100F8308E024BEA253F062CFEEF49B78">
         <w:fldChar w:fldCharType="separate"/>
       </w:r>
-      <w:r w:rsidR="51BBFBD8FE2EB5A17EDA6B4EC48E80A1">
+      <w:r w:rsidR="100F8308E024BEA253F062CFEEF49B78">
         <w:rPr>
           <w:noProof/>
           <w:b w:val="on"/>
         </w:rPr>
         <w:t>testidref1</w:t>
       </w:r>
-      <w:r w:rsidR="51BBFBD8FE2EB5A17EDA6B4EC48E80A1">
+      <w:r w:rsidR="100F8308E024BEA253F062CFEEF49B78">
         <w:fldChar w:fldCharType="end"/>
       </w:r>
     </w:p>
@@ -76,23 +76,23 @@
         <w:t/>
       </w:r>
       <w:r/>
-      <w:r w:rsidR="51BBFBD8FE2EB5A17EDA6B4EC48E80A1">
+      <w:r w:rsidR="100F8308E024BEA253F062CFEEF49B78">
         <w:fldChar w:fldCharType="begin"/>
       </w:r>
-      <w:r w:rsidR="51BBFBD8FE2EB5A17EDA6B4EC48E80A1">
+      <w:r w:rsidR="100F8308E024BEA253F062CFEEF49B78">
         <w:instrText xml:space="preserve"> REF testid \h </w:instrText>
       </w:r>
-      <w:r w:rsidR="51BBFBD8FE2EB5A17EDA6B4EC48E80A1">
+      <w:r w:rsidR="100F8308E024BEA253F062CFEEF49B78">
         <w:fldChar w:fldCharType="separate"/>
       </w:r>
-      <w:r w:rsidR="51BBFBD8FE2EB5A17EDA6B4EC48E80A1">
+      <w:r w:rsidR="100F8308E024BEA253F062CFEEF49B78">
         <w:rPr>
           <w:noProof/>
           <w:b w:val="on"/>
         </w:rPr>
         <w:t>testidref2</w:t>
       </w:r>
-      <w:r w:rsidR="51BBFBD8FE2EB5A17EDA6B4EC48E80A1">
+      <w:r w:rsidR="100F8308E024BEA253F062CFEEF49B78">
         <w:fldChar w:fldCharType="end"/>
       </w:r>
     </w:p>
